--- a/Retro_Planning.docx
+++ b/Retro_Planning.docx
@@ -55,7 +55,7 @@
     </w:p>
     <w:tbl>
       <w:tblPr>
-        <w:tblStyle w:val="LightShading-Accent1"/>
+        <w:tblStyle w:val="TableGrid"/>
         <w:tblW w:type="auto" w:w="0"/>
         <w:tblLook w:firstColumn="1" w:firstRow="1" w:lastColumn="0" w:lastRow="0" w:noHBand="0" w:noVBand="1" w:val="04A0"/>
       </w:tblPr>
@@ -138,7 +138,7 @@
     </w:tbl>
     <w:tbl>
       <w:tblPr>
-        <w:tblStyle w:val="LightShading-Accent1"/>
+        <w:tblStyle w:val="TableGrid"/>
         <w:tblW w:type="auto" w:w="0"/>
         <w:tblLook w:firstColumn="1" w:firstRow="1" w:lastColumn="0" w:lastRow="0" w:noHBand="0" w:noVBand="1" w:val="04A0"/>
       </w:tblPr>
@@ -221,7 +221,7 @@
     </w:tbl>
     <w:tbl>
       <w:tblPr>
-        <w:tblStyle w:val="LightShading-Accent1"/>
+        <w:tblStyle w:val="TableGrid"/>
         <w:tblW w:type="auto" w:w="0"/>
         <w:tblLook w:firstColumn="1" w:firstRow="1" w:lastColumn="0" w:lastRow="0" w:noHBand="0" w:noVBand="1" w:val="04A0"/>
       </w:tblPr>
@@ -304,7 +304,7 @@
     </w:tbl>
     <w:tbl>
       <w:tblPr>
-        <w:tblStyle w:val="LightShading-Accent1"/>
+        <w:tblStyle w:val="TableGrid"/>
         <w:tblW w:type="auto" w:w="0"/>
         <w:tblLook w:firstColumn="1" w:firstRow="1" w:lastColumn="0" w:lastRow="0" w:noHBand="0" w:noVBand="1" w:val="04A0"/>
       </w:tblPr>
